--- a/블로그글작성/판례/물환경_대법원_시리즈/판례_대법원2011두12672_경매로공장을취득한자는종말처리부담금을승계하지않습니다.docx
+++ b/블로그글작성/판례/물환경_대법원_시리즈/판례_대법원2011두12672_경매로공장을취득한자는종말처리부담금을승계하지않습니다.docx
@@ -599,6 +599,13 @@
           <w:rFonts w:ascii="맑은 고딕" w:hAnsi="맑은 고딕" w:eastAsia="맑은 고딕" w:cs="맑은 고딕"/>
           <w:color w:val="000000"/>
         </w:rPr>
+        <w:br/>
+      </w:r>
+      <w:r>
+        <w:rPr>
+          <w:rFonts w:ascii="맑은 고딕" w:hAnsi="맑은 고딕" w:eastAsia="맑은 고딕" w:cs="맑은 고딕"/>
+          <w:color w:val="000000"/>
+        </w:rPr>
         <w:t>② 원고는 부동산임의경매절차에서 두부류를 제조·가공하는 공장을 경락받아 소유권을 이전받았다.</w:t>
       </w:r>
       <w:r>
@@ -613,6 +620,13 @@
           <w:rFonts w:ascii="맑은 고딕" w:hAnsi="맑은 고딕" w:eastAsia="맑은 고딕" w:cs="맑은 고딕"/>
           <w:color w:val="000000"/>
         </w:rPr>
+        <w:br/>
+      </w:r>
+      <w:r>
+        <w:rPr>
+          <w:rFonts w:ascii="맑은 고딕" w:hAnsi="맑은 고딕" w:eastAsia="맑은 고딕" w:cs="맑은 고딕"/>
+          <w:color w:val="000000"/>
+        </w:rPr>
         <w:t>③ 관할 시장인 피고는 원고에게 종전 사업자가 체납한 폐수종말처리시설 부담금을 부과하는 처분을 하였다.</w:t>
       </w:r>
       <w:r>
@@ -627,7 +641,21 @@
           <w:rFonts w:ascii="맑은 고딕" w:hAnsi="맑은 고딕" w:eastAsia="맑은 고딕" w:cs="맑은 고딕"/>
           <w:color w:val="000000"/>
         </w:rPr>
+        <w:br/>
+      </w:r>
+      <w:r>
+        <w:rPr>
+          <w:rFonts w:ascii="맑은 고딕" w:hAnsi="맑은 고딕" w:eastAsia="맑은 고딕" w:cs="맑은 고딕"/>
+          <w:color w:val="000000"/>
+        </w:rPr>
         <w:t>④ 원고는 경매로 취득한 자는 위 조항이 정한 ‘양수한 자’에 해당하지 않는다고 주장하며 납부의무 부존재 확인을 구하였다.</w:t>
+      </w:r>
+      <w:r>
+        <w:rPr>
+          <w:rFonts w:ascii="맑은 고딕" w:hAnsi="맑은 고딕" w:eastAsia="맑은 고딕" w:cs="맑은 고딕"/>
+          <w:color w:val="000000"/>
+        </w:rPr>
+        <w:br/>
       </w:r>
       <w:r>
         <w:rPr>
@@ -680,6 +708,7 @@
         <w:rPr>
           <w:rFonts w:ascii="맑은 고딕" w:hAnsi="맑은 고딕" w:eastAsia="맑은 고딕" w:cs="맑은 고딕"/>
           <w:color w:val="000000"/>
+          <w:u w:val="single"/>
         </w:rPr>
         <w:t>이 사건의 쟁점은, 수질 및 수생태계 보전에 관한 법률이 정한 종말처리시설 부담금 승계 대상인 ‘공장 또는 사업장 등을 양수한 자’에 경매를 통하여 소유권을 이전받은 사람이 포함되는지 여부이다.</w:t>
       </w:r>
@@ -735,6 +764,14 @@
           <w:rFonts w:ascii="맑은 고딕" w:hAnsi="맑은 고딕" w:eastAsia="맑은 고딕" w:cs="맑은 고딕"/>
           <w:color w:val="000000"/>
         </w:rPr>
+        <w:br/>
+      </w:r>
+      <w:r>
+        <w:rPr>
+          <w:rFonts w:ascii="맑은 고딕" w:hAnsi="맑은 고딕" w:eastAsia="맑은 고딕" w:cs="맑은 고딕"/>
+          <w:color w:val="000000"/>
+          <w:u w:val="single"/>
+        </w:rPr>
         <w:t>② 대법원의 판단 원심의 판단은 정당하고, 거기에 ‘양수’의 의미에 관한 법리를 오해한 위법이 없다.</w:t>
       </w:r>
       <w:r>
@@ -749,6 +786,15 @@
           <w:rFonts w:ascii="맑은 고딕" w:hAnsi="맑은 고딕" w:eastAsia="맑은 고딕" w:cs="맑은 고딕"/>
           <w:color w:val="000000"/>
         </w:rPr>
+        <w:br/>
+      </w:r>
+      <w:r>
+        <w:rPr>
+          <w:rFonts w:ascii="맑은 고딕" w:hAnsi="맑은 고딕" w:eastAsia="맑은 고딕" w:cs="맑은 고딕"/>
+          <w:b/>
+          <w:color w:val="000000"/>
+          <w:u w:val="single"/>
+        </w:rPr>
         <w:t>③ 관계 법령의 규정과 그 입법 취지, 그리고 법이 배출시설 등을 양도·양수한 경우와 경매 절차에 따라 배출시설 등을 인수한 경우를 구분하여 규정하고 있는 점을 고려하여야 한다.</w:t>
       </w:r>
       <w:r>
@@ -763,6 +809,13 @@
           <w:rFonts w:ascii="맑은 고딕" w:hAnsi="맑은 고딕" w:eastAsia="맑은 고딕" w:cs="맑은 고딕"/>
           <w:color w:val="000000"/>
         </w:rPr>
+        <w:br/>
+      </w:r>
+      <w:r>
+        <w:rPr>
+          <w:rFonts w:ascii="맑은 고딕" w:hAnsi="맑은 고딕" w:eastAsia="맑은 고딕" w:cs="맑은 고딕"/>
+          <w:color w:val="000000"/>
+        </w:rPr>
         <w:t>④ 동일한 법령에서 사용한 용어는 특별한 사정이 없는 한 동일하게 해석·적용하여야 하는 점 등을 원심이 설시한 사정들에 보태어 보면, 위 조항이 정한 ‘공장 또는 사업장 등을 양수한 자’에 경매를 통하여 소유권을 이전받은 사람은 포함되지 않는다.</w:t>
       </w:r>
       <w:r>
@@ -777,6 +830,15 @@
           <w:rFonts w:ascii="맑은 고딕" w:hAnsi="맑은 고딕" w:eastAsia="맑은 고딕" w:cs="맑은 고딕"/>
           <w:color w:val="000000"/>
         </w:rPr>
+        <w:br/>
+      </w:r>
+      <w:r>
+        <w:rPr>
+          <w:rFonts w:ascii="맑은 고딕" w:hAnsi="맑은 고딕" w:eastAsia="맑은 고딕" w:cs="맑은 고딕"/>
+          <w:b/>
+          <w:color w:val="000000"/>
+          <w:u w:val="single"/>
+        </w:rPr>
         <w:t>⑤ 또한 이 사건 각 부과처분은 피고가 공권력의 주체로서 행하는 구체적 사실에 관한 법집행 행위로서 항고소송의 대상이 되는 행정처분에 해당한다.</w:t>
       </w:r>
       <w:r>
@@ -791,6 +853,15 @@
           <w:rFonts w:ascii="맑은 고딕" w:hAnsi="맑은 고딕" w:eastAsia="맑은 고딕" w:cs="맑은 고딕"/>
           <w:color w:val="000000"/>
         </w:rPr>
+        <w:br/>
+      </w:r>
+      <w:r>
+        <w:rPr>
+          <w:rFonts w:ascii="맑은 고딕" w:hAnsi="맑은 고딕" w:eastAsia="맑은 고딕" w:cs="맑은 고딕"/>
+          <w:b/>
+          <w:color w:val="000000"/>
+          <w:u w:val="single"/>
+        </w:rPr>
         <w:t>⑥ 부담금관리기본법에 의하면 부담금은 그 부과 근거 법령에서 부과 및 징수주체, 설치목적, 부과요건, 산정기준, 산정방법, 부과요율 등이 구체적이고 명확하게 규정되어야 하고, 부과권자는 납부의무자에게 법적 근거와 납부금액, 산출근거 등을 미리 알려 부과하여야 한다.</w:t>
       </w:r>
       <w:r>
@@ -805,6 +876,13 @@
           <w:rFonts w:ascii="맑은 고딕" w:hAnsi="맑은 고딕" w:eastAsia="맑은 고딕" w:cs="맑은 고딕"/>
           <w:color w:val="000000"/>
         </w:rPr>
+        <w:br/>
+      </w:r>
+      <w:r>
+        <w:rPr>
+          <w:rFonts w:ascii="맑은 고딕" w:hAnsi="맑은 고딕" w:eastAsia="맑은 고딕" w:cs="맑은 고딕"/>
+          <w:color w:val="000000"/>
+        </w:rPr>
         <w:t>⑦ 이러한 규정들에 비추어 보면, 종말처리시설 부담금은 근거 법령에서 정한 요건과 절차에 따라 부과되어야 하는 것이지 당사자의 합의에 의해 부과 여부 등이 결정될 수 없다.</w:t>
       </w:r>
       <w:r>
@@ -818,6 +896,15 @@
         <w:rPr>
           <w:rFonts w:ascii="맑은 고딕" w:hAnsi="맑은 고딕" w:eastAsia="맑은 고딕" w:cs="맑은 고딕"/>
           <w:color w:val="000000"/>
+        </w:rPr>
+        <w:br/>
+      </w:r>
+      <w:r>
+        <w:rPr>
+          <w:rFonts w:ascii="맑은 고딕" w:hAnsi="맑은 고딕" w:eastAsia="맑은 고딕" w:cs="맑은 고딕"/>
+          <w:b/>
+          <w:color w:val="000000"/>
+          <w:u w:val="single"/>
         </w:rPr>
         <w:t>⑧ 따라서 원고가 부담금을 납부하기로 하는 합의가 성립되었다고 보기 어렵다고 본 원심의 판단도 정당하다.</w:t>
       </w:r>

--- a/블로그글작성/판례/물환경_대법원_시리즈/판례_대법원2011두12672_경매로공장을취득한자는종말처리부담금을승계하지않습니다.docx
+++ b/블로그글작성/판례/물환경_대법원_시리즈/판례_대법원2011두12672_경매로공장을취득한자는종말처리부담금을승계하지않습니다.docx
@@ -16,7 +16,7 @@
           <w:color w:val="000000"/>
           <w:sz w:val="30"/>
         </w:rPr>
-        <w:t>경매로 공장을 취득한 자는 종말처리 부담금을 승계하지 않습니다</w:t>
+        <w:t>경매로 공장을 취득한 자는 종말처리 부담금을 승계하지 않습니다. (2011두12672)</w:t>
       </w:r>
     </w:p>
     <w:p>
@@ -47,12 +47,6 @@
         </w:rPr>
         <w:t>○ 경매로 공장을 취득한 자에게 종전 사업자가 체납한 폐수종말처리시설 부담금을 부과한 사건입니다. 대법원은 법이 정한 ‘공장 또는 사업장 등을 양수한 자’란 양도인과의 법률행위로 소유권을 이전받은 사람을 말하므로, 경매를 통하여 소유권을 이전받은 사람은 포함되지 않는다고 보았습니다.</w:t>
       </w:r>
-    </w:p>
-    <w:p>
-      <w:pPr>
-        <w:autoSpaceDN w:val="0"/>
-        <w:autoSpaceDE w:val="0"/>
-      </w:pPr>
     </w:p>
     <w:p>
       <w:pPr>
@@ -220,12 +214,6 @@
       <w:pPr>
         <w:autoSpaceDN w:val="0"/>
         <w:autoSpaceDE w:val="0"/>
-      </w:pPr>
-    </w:p>
-    <w:p>
-      <w:pPr>
-        <w:autoSpaceDN w:val="0"/>
-        <w:autoSpaceDE w:val="0"/>
         <w:pStyle w:val="2"/>
       </w:pPr>
       <w:r>
@@ -558,6 +546,118 @@
       <w:pPr>
         <w:autoSpaceDN w:val="0"/>
         <w:autoSpaceDE w:val="0"/>
+        <w:pStyle w:val="2"/>
+        <w:spacing w:before="80"/>
+      </w:pPr>
+      <w:r>
+        <w:rPr>
+          <w:rFonts w:ascii="맑은 고딕" w:hAnsi="맑은 고딕" w:eastAsia="맑은 고딕" w:cs="맑은 고딕"/>
+          <w:color w:val="000000"/>
+        </w:rPr>
+        <w:t>2. 사실관계</w:t>
+      </w:r>
+    </w:p>
+    <w:p>
+      <w:pPr>
+        <w:autoSpaceDN w:val="0"/>
+        <w:autoSpaceDE w:val="0"/>
+      </w:pPr>
+      <w:r>
+        <w:rPr>
+          <w:rFonts w:ascii="맑은 고딕" w:hAnsi="맑은 고딕" w:eastAsia="맑은 고딕" w:cs="맑은 고딕"/>
+          <w:color w:val="000000"/>
+        </w:rPr>
+        <w:t>① 구 수질 및 수생태계 보전에 관한 법률은 종말처리시설 부담금의 징수대상이 되는 공장 또는 사업장 등을 양수한 자는 당사자 간에 특별한 약정이 없는 한 양수 전에 양도자에게 발생한 부담금에 관한 권리·의무를 승계한다고 규정하고 있었다.</w:t>
+      </w:r>
+      <w:r>
+        <w:rPr>
+          <w:rFonts w:ascii="맑은 고딕" w:hAnsi="맑은 고딕" w:eastAsia="맑은 고딕" w:cs="맑은 고딕"/>
+          <w:color w:val="000000"/>
+        </w:rPr>
+        <w:br/>
+      </w:r>
+      <w:r>
+        <w:rPr>
+          <w:rFonts w:ascii="맑은 고딕" w:hAnsi="맑은 고딕" w:eastAsia="맑은 고딕" w:cs="맑은 고딕"/>
+          <w:color w:val="000000"/>
+        </w:rPr>
+        <w:br/>
+      </w:r>
+      <w:r>
+        <w:rPr>
+          <w:rFonts w:ascii="맑은 고딕" w:hAnsi="맑은 고딕" w:eastAsia="맑은 고딕" w:cs="맑은 고딕"/>
+          <w:color w:val="000000"/>
+        </w:rPr>
+        <w:t>② 원고는 부동산임의경매절차에서 두부류를 제조·가공하는 공장을 경락받아 소유권을 이전받았다.</w:t>
+      </w:r>
+      <w:r>
+        <w:rPr>
+          <w:rFonts w:ascii="맑은 고딕" w:hAnsi="맑은 고딕" w:eastAsia="맑은 고딕" w:cs="맑은 고딕"/>
+          <w:color w:val="000000"/>
+        </w:rPr>
+        <w:br/>
+      </w:r>
+      <w:r>
+        <w:rPr>
+          <w:rFonts w:ascii="맑은 고딕" w:hAnsi="맑은 고딕" w:eastAsia="맑은 고딕" w:cs="맑은 고딕"/>
+          <w:color w:val="000000"/>
+        </w:rPr>
+        <w:br/>
+      </w:r>
+      <w:r>
+        <w:rPr>
+          <w:rFonts w:ascii="맑은 고딕" w:hAnsi="맑은 고딕" w:eastAsia="맑은 고딕" w:cs="맑은 고딕"/>
+          <w:color w:val="000000"/>
+        </w:rPr>
+        <w:t>③ 관할 시장인 피고는 원고에게 종전 사업자가 체납한 폐수종말처리시설 부담금을 부과하는 처분을 하였다.</w:t>
+      </w:r>
+      <w:r>
+        <w:rPr>
+          <w:rFonts w:ascii="맑은 고딕" w:hAnsi="맑은 고딕" w:eastAsia="맑은 고딕" w:cs="맑은 고딕"/>
+          <w:color w:val="000000"/>
+        </w:rPr>
+        <w:br/>
+      </w:r>
+      <w:r>
+        <w:rPr>
+          <w:rFonts w:ascii="맑은 고딕" w:hAnsi="맑은 고딕" w:eastAsia="맑은 고딕" w:cs="맑은 고딕"/>
+          <w:color w:val="000000"/>
+        </w:rPr>
+        <w:br/>
+      </w:r>
+      <w:r>
+        <w:rPr>
+          <w:rFonts w:ascii="맑은 고딕" w:hAnsi="맑은 고딕" w:eastAsia="맑은 고딕" w:cs="맑은 고딕"/>
+          <w:color w:val="000000"/>
+        </w:rPr>
+        <w:t>④ 원고는 경매로 취득한 자는 위 조항이 정한 ‘양수한 자’에 해당하지 않는다고 주장하며 납부의무 부존재 확인을 구하였다.</w:t>
+      </w:r>
+      <w:r>
+        <w:rPr>
+          <w:rFonts w:ascii="맑은 고딕" w:hAnsi="맑은 고딕" w:eastAsia="맑은 고딕" w:cs="맑은 고딕"/>
+          <w:color w:val="000000"/>
+        </w:rPr>
+        <w:br/>
+      </w:r>
+      <w:r>
+        <w:rPr>
+          <w:rFonts w:ascii="맑은 고딕" w:hAnsi="맑은 고딕" w:eastAsia="맑은 고딕" w:cs="맑은 고딕"/>
+          <w:color w:val="000000"/>
+        </w:rPr>
+        <w:br/>
+      </w:r>
+      <w:r>
+        <w:rPr>
+          <w:rFonts w:ascii="맑은 고딕" w:hAnsi="맑은 고딕" w:eastAsia="맑은 고딕" w:cs="맑은 고딕"/>
+          <w:color w:val="000000"/>
+        </w:rPr>
+        <w:t>⑤ 원심은 경매 절차에서 인수한 자는 전 소유자와 부담금 승계에 관한 약정을 기대하기 어렵다는 등의 사정을 종합하여, 위 조항의 ‘양수한 자’는 양도인과의 법률행위에 의하여 소유권을 이전받은 사람을 말한다고 판단하였다.</w:t>
+      </w:r>
+    </w:p>
+    <w:p>
+      <w:pPr>
+        <w:autoSpaceDN w:val="0"/>
+        <w:autoSpaceDE w:val="0"/>
       </w:pPr>
     </w:p>
     <w:p>
@@ -572,7 +672,7 @@
           <w:rFonts w:ascii="맑은 고딕" w:hAnsi="맑은 고딕" w:eastAsia="맑은 고딕" w:cs="맑은 고딕"/>
           <w:color w:val="000000"/>
         </w:rPr>
-        <w:t>2. 사실관계</w:t>
+        <w:t>3. 쟁점</w:t>
       </w:r>
     </w:p>
     <w:p>
@@ -584,99 +684,10 @@
         <w:rPr>
           <w:rFonts w:ascii="맑은 고딕" w:hAnsi="맑은 고딕" w:eastAsia="맑은 고딕" w:cs="맑은 고딕"/>
           <w:color w:val="000000"/>
-        </w:rPr>
-        <w:t>① 구 수질 및 수생태계 보전에 관한 법률은 종말처리시설 부담금의 징수대상이 되는 공장 또는 사업장 등을 양수한 자는 당사자 간에 특별한 약정이 없는 한 양수 전에 양도자에게 발생한 부담금에 관한 권리·의무를 승계한다고 규정하고 있었다.</w:t>
-      </w:r>
-      <w:r>
-        <w:rPr>
-          <w:rFonts w:ascii="맑은 고딕" w:hAnsi="맑은 고딕" w:eastAsia="맑은 고딕" w:cs="맑은 고딕"/>
-          <w:color w:val="000000"/>
-        </w:rPr>
-        <w:br/>
-      </w:r>
-      <w:r>
-        <w:rPr>
-          <w:rFonts w:ascii="맑은 고딕" w:hAnsi="맑은 고딕" w:eastAsia="맑은 고딕" w:cs="맑은 고딕"/>
-          <w:color w:val="000000"/>
-        </w:rPr>
-        <w:br/>
-      </w:r>
-      <w:r>
-        <w:rPr>
-          <w:rFonts w:ascii="맑은 고딕" w:hAnsi="맑은 고딕" w:eastAsia="맑은 고딕" w:cs="맑은 고딕"/>
-          <w:color w:val="000000"/>
-        </w:rPr>
-        <w:t>② 원고는 부동산임의경매절차에서 두부류를 제조·가공하는 공장을 경락받아 소유권을 이전받았다.</w:t>
-      </w:r>
-      <w:r>
-        <w:rPr>
-          <w:rFonts w:ascii="맑은 고딕" w:hAnsi="맑은 고딕" w:eastAsia="맑은 고딕" w:cs="맑은 고딕"/>
-          <w:color w:val="000000"/>
-        </w:rPr>
-        <w:br/>
-      </w:r>
-      <w:r>
-        <w:rPr>
-          <w:rFonts w:ascii="맑은 고딕" w:hAnsi="맑은 고딕" w:eastAsia="맑은 고딕" w:cs="맑은 고딕"/>
-          <w:color w:val="000000"/>
-        </w:rPr>
-        <w:br/>
-      </w:r>
-      <w:r>
-        <w:rPr>
-          <w:rFonts w:ascii="맑은 고딕" w:hAnsi="맑은 고딕" w:eastAsia="맑은 고딕" w:cs="맑은 고딕"/>
-          <w:color w:val="000000"/>
-        </w:rPr>
-        <w:t>③ 관할 시장인 피고는 원고에게 종전 사업자가 체납한 폐수종말처리시설 부담금을 부과하는 처분을 하였다.</w:t>
-      </w:r>
-      <w:r>
-        <w:rPr>
-          <w:rFonts w:ascii="맑은 고딕" w:hAnsi="맑은 고딕" w:eastAsia="맑은 고딕" w:cs="맑은 고딕"/>
-          <w:color w:val="000000"/>
-        </w:rPr>
-        <w:br/>
-      </w:r>
-      <w:r>
-        <w:rPr>
-          <w:rFonts w:ascii="맑은 고딕" w:hAnsi="맑은 고딕" w:eastAsia="맑은 고딕" w:cs="맑은 고딕"/>
-          <w:color w:val="000000"/>
-        </w:rPr>
-        <w:br/>
-      </w:r>
-      <w:r>
-        <w:rPr>
-          <w:rFonts w:ascii="맑은 고딕" w:hAnsi="맑은 고딕" w:eastAsia="맑은 고딕" w:cs="맑은 고딕"/>
-          <w:color w:val="000000"/>
-        </w:rPr>
-        <w:t>④ 원고는 경매로 취득한 자는 위 조항이 정한 ‘양수한 자’에 해당하지 않는다고 주장하며 납부의무 부존재 확인을 구하였다.</w:t>
-      </w:r>
-      <w:r>
-        <w:rPr>
-          <w:rFonts w:ascii="맑은 고딕" w:hAnsi="맑은 고딕" w:eastAsia="맑은 고딕" w:cs="맑은 고딕"/>
-          <w:color w:val="000000"/>
-        </w:rPr>
-        <w:br/>
-      </w:r>
-      <w:r>
-        <w:rPr>
-          <w:rFonts w:ascii="맑은 고딕" w:hAnsi="맑은 고딕" w:eastAsia="맑은 고딕" w:cs="맑은 고딕"/>
-          <w:color w:val="000000"/>
-        </w:rPr>
-        <w:br/>
-      </w:r>
-      <w:r>
-        <w:rPr>
-          <w:rFonts w:ascii="맑은 고딕" w:hAnsi="맑은 고딕" w:eastAsia="맑은 고딕" w:cs="맑은 고딕"/>
-          <w:color w:val="000000"/>
-        </w:rPr>
-        <w:t>⑤ 원심은 경매 절차에서 인수한 자는 전 소유자와 부담금 승계에 관한 약정을 기대하기 어렵다는 등의 사정을 종합하여, 위 조항의 ‘양수한 자’는 양도인과의 법률행위에 의하여 소유권을 이전받은 사람을 말한다고 판단하였다.</w:t>
-      </w:r>
-    </w:p>
-    <w:p>
-      <w:pPr>
-        <w:autoSpaceDN w:val="0"/>
-        <w:autoSpaceDE w:val="0"/>
-      </w:pPr>
+          <w:u w:val="single"/>
+        </w:rPr>
+        <w:t>이 사건의 쟁점은, 수질 및 수생태계 보전에 관한 법률이 정한 종말처리시설 부담금 승계 대상인 ‘공장 또는 사업장 등을 양수한 자’에 경매를 통하여 소유권을 이전받은 사람이 포함되는지 여부이다.</w:t>
+      </w:r>
     </w:p>
     <w:p>
       <w:pPr>
@@ -696,7 +707,7 @@
           <w:rFonts w:ascii="맑은 고딕" w:hAnsi="맑은 고딕" w:eastAsia="맑은 고딕" w:cs="맑은 고딕"/>
           <w:color w:val="000000"/>
         </w:rPr>
-        <w:t>3. 쟁점</w:t>
+        <w:t>4. 판단</w:t>
       </w:r>
     </w:p>
     <w:p>
@@ -708,49 +719,30 @@
         <w:rPr>
           <w:rFonts w:ascii="맑은 고딕" w:hAnsi="맑은 고딕" w:eastAsia="맑은 고딕" w:cs="맑은 고딕"/>
           <w:color w:val="000000"/>
+        </w:rPr>
+        <w:t>① 원심의 판단 원심은 경매 절차에서 공장 등을 인수한 자는 전 소유자와 사이에 부담금에 관한 권리·의무의 승계 약정을 할 것을 기대하기 어렵다는 등의 사정을 종합하여, 위 조항의 ‘양수한 자’는 양도인과의 법률행위에 의하여 소유권을 이전받은 사람을 말한다고 보아 원고에게 납부의무가 없다고 판단하였다.</w:t>
+      </w:r>
+      <w:r>
+        <w:rPr>
+          <w:rFonts w:ascii="맑은 고딕" w:hAnsi="맑은 고딕" w:eastAsia="맑은 고딕" w:cs="맑은 고딕"/>
+          <w:color w:val="000000"/>
+        </w:rPr>
+        <w:br/>
+      </w:r>
+      <w:r>
+        <w:rPr>
+          <w:rFonts w:ascii="맑은 고딕" w:hAnsi="맑은 고딕" w:eastAsia="맑은 고딕" w:cs="맑은 고딕"/>
+          <w:color w:val="000000"/>
+        </w:rPr>
+        <w:br/>
+      </w:r>
+      <w:r>
+        <w:rPr>
+          <w:rFonts w:ascii="맑은 고딕" w:hAnsi="맑은 고딕" w:eastAsia="맑은 고딕" w:cs="맑은 고딕"/>
+          <w:color w:val="000000"/>
           <w:u w:val="single"/>
         </w:rPr>
-        <w:t>이 사건의 쟁점은, 수질 및 수생태계 보전에 관한 법률이 정한 종말처리시설 부담금 승계 대상인 ‘공장 또는 사업장 등을 양수한 자’에 경매를 통하여 소유권을 이전받은 사람이 포함되는지 여부이다.</w:t>
-      </w:r>
-    </w:p>
-    <w:p>
-      <w:pPr>
-        <w:autoSpaceDN w:val="0"/>
-        <w:autoSpaceDE w:val="0"/>
-      </w:pPr>
-    </w:p>
-    <w:p>
-      <w:pPr>
-        <w:autoSpaceDN w:val="0"/>
-        <w:autoSpaceDE w:val="0"/>
-      </w:pPr>
-    </w:p>
-    <w:p>
-      <w:pPr>
-        <w:autoSpaceDN w:val="0"/>
-        <w:autoSpaceDE w:val="0"/>
-        <w:pStyle w:val="2"/>
-        <w:spacing w:before="80"/>
-      </w:pPr>
-      <w:r>
-        <w:rPr>
-          <w:rFonts w:ascii="맑은 고딕" w:hAnsi="맑은 고딕" w:eastAsia="맑은 고딕" w:cs="맑은 고딕"/>
-          <w:color w:val="000000"/>
-        </w:rPr>
-        <w:t>4. 판단</w:t>
-      </w:r>
-    </w:p>
-    <w:p>
-      <w:pPr>
-        <w:autoSpaceDN w:val="0"/>
-        <w:autoSpaceDE w:val="0"/>
-      </w:pPr>
-      <w:r>
-        <w:rPr>
-          <w:rFonts w:ascii="맑은 고딕" w:hAnsi="맑은 고딕" w:eastAsia="맑은 고딕" w:cs="맑은 고딕"/>
-          <w:color w:val="000000"/>
-        </w:rPr>
-        <w:t>① 원심의 판단 원심은 경매 절차에서 공장 등을 인수한 자는 전 소유자와 사이에 부담금에 관한 권리·의무의 승계 약정을 할 것을 기대하기 어렵다는 등의 사정을 종합하여, 위 조항의 ‘양수한 자’는 양도인과의 법률행위에 의하여 소유권을 이전받은 사람을 말한다고 보아 원고에게 납부의무가 없다고 판단하였다.</w:t>
+        <w:t>② 대법원의 판단 원심의 판단은 정당하고, 거기에 ‘양수’의 의미에 관한 법리를 오해한 위법이 없다.</w:t>
       </w:r>
       <w:r>
         <w:rPr>
@@ -769,10 +761,11 @@
       <w:r>
         <w:rPr>
           <w:rFonts w:ascii="맑은 고딕" w:hAnsi="맑은 고딕" w:eastAsia="맑은 고딕" w:cs="맑은 고딕"/>
+          <w:b/>
           <w:color w:val="000000"/>
           <w:u w:val="single"/>
         </w:rPr>
-        <w:t>② 대법원의 판단 원심의 판단은 정당하고, 거기에 ‘양수’의 의미에 관한 법리를 오해한 위법이 없다.</w:t>
+        <w:t>③ 관계 법령의 규정과 그 입법 취지, 그리고 법이 배출시설 등을 양도·양수한 경우와 경매 절차에 따라 배출시설 등을 인수한 경우를 구분하여 규정하고 있는 점을 고려하여야 한다.</w:t>
       </w:r>
       <w:r>
         <w:rPr>
@@ -791,11 +784,32 @@
       <w:r>
         <w:rPr>
           <w:rFonts w:ascii="맑은 고딕" w:hAnsi="맑은 고딕" w:eastAsia="맑은 고딕" w:cs="맑은 고딕"/>
+          <w:color w:val="000000"/>
+        </w:rPr>
+        <w:t>④ 동일한 법령에서 사용한 용어는 특별한 사정이 없는 한 동일하게 해석·적용하여야 하는 점 등을 원심이 설시한 사정들에 보태어 보면, 위 조항이 정한 ‘공장 또는 사업장 등을 양수한 자’에 경매를 통하여 소유권을 이전받은 사람은 포함되지 않는다.</w:t>
+      </w:r>
+      <w:r>
+        <w:rPr>
+          <w:rFonts w:ascii="맑은 고딕" w:hAnsi="맑은 고딕" w:eastAsia="맑은 고딕" w:cs="맑은 고딕"/>
+          <w:color w:val="000000"/>
+        </w:rPr>
+        <w:br/>
+      </w:r>
+      <w:r>
+        <w:rPr>
+          <w:rFonts w:ascii="맑은 고딕" w:hAnsi="맑은 고딕" w:eastAsia="맑은 고딕" w:cs="맑은 고딕"/>
+          <w:color w:val="000000"/>
+        </w:rPr>
+        <w:br/>
+      </w:r>
+      <w:r>
+        <w:rPr>
+          <w:rFonts w:ascii="맑은 고딕" w:hAnsi="맑은 고딕" w:eastAsia="맑은 고딕" w:cs="맑은 고딕"/>
           <w:b/>
           <w:color w:val="000000"/>
           <w:u w:val="single"/>
         </w:rPr>
-        <w:t>③ 관계 법령의 규정과 그 입법 취지, 그리고 법이 배출시설 등을 양도·양수한 경우와 경매 절차에 따라 배출시설 등을 인수한 경우를 구분하여 규정하고 있는 점을 고려하여야 한다.</w:t>
+        <w:t>⑤ 또한 이 사건 각 부과처분은 피고가 공권력의 주체로서 행하는 구체적 사실에 관한 법집행 행위로서 항고소송의 대상이 되는 행정처분에 해당한다.</w:t>
       </w:r>
       <w:r>
         <w:rPr>
@@ -814,9 +828,11 @@
       <w:r>
         <w:rPr>
           <w:rFonts w:ascii="맑은 고딕" w:hAnsi="맑은 고딕" w:eastAsia="맑은 고딕" w:cs="맑은 고딕"/>
-          <w:color w:val="000000"/>
-        </w:rPr>
-        <w:t>④ 동일한 법령에서 사용한 용어는 특별한 사정이 없는 한 동일하게 해석·적용하여야 하는 점 등을 원심이 설시한 사정들에 보태어 보면, 위 조항이 정한 ‘공장 또는 사업장 등을 양수한 자’에 경매를 통하여 소유권을 이전받은 사람은 포함되지 않는다.</w:t>
+          <w:b/>
+          <w:color w:val="000000"/>
+          <w:u w:val="single"/>
+        </w:rPr>
+        <w:t>⑥ 부담금관리기본법에 의하면 부담금은 그 부과 근거 법령에서 부과 및 징수주체, 설치목적, 부과요건, 산정기준, 산정방법, 부과요율 등이 구체적이고 명확하게 규정되어야 하고, 부과권자는 납부의무자에게 법적 근거와 납부금액, 산출근거 등을 미리 알려 부과하여야 한다.</w:t>
       </w:r>
       <w:r>
         <w:rPr>
@@ -835,85 +851,33 @@
       <w:r>
         <w:rPr>
           <w:rFonts w:ascii="맑은 고딕" w:hAnsi="맑은 고딕" w:eastAsia="맑은 고딕" w:cs="맑은 고딕"/>
+          <w:color w:val="000000"/>
+        </w:rPr>
+        <w:t>⑦ 이러한 규정들에 비추어 보면, 종말처리시설 부담금은 근거 법령에서 정한 요건과 절차에 따라 부과되어야 하는 것이지 당사자의 합의에 의해 부과 여부 등이 결정될 수 없다.</w:t>
+      </w:r>
+      <w:r>
+        <w:rPr>
+          <w:rFonts w:ascii="맑은 고딕" w:hAnsi="맑은 고딕" w:eastAsia="맑은 고딕" w:cs="맑은 고딕"/>
+          <w:color w:val="000000"/>
+        </w:rPr>
+        <w:br/>
+      </w:r>
+      <w:r>
+        <w:rPr>
+          <w:rFonts w:ascii="맑은 고딕" w:hAnsi="맑은 고딕" w:eastAsia="맑은 고딕" w:cs="맑은 고딕"/>
+          <w:color w:val="000000"/>
+        </w:rPr>
+        <w:br/>
+      </w:r>
+      <w:r>
+        <w:rPr>
+          <w:rFonts w:ascii="맑은 고딕" w:hAnsi="맑은 고딕" w:eastAsia="맑은 고딕" w:cs="맑은 고딕"/>
           <w:b/>
           <w:color w:val="000000"/>
           <w:u w:val="single"/>
         </w:rPr>
-        <w:t>⑤ 또한 이 사건 각 부과처분은 피고가 공권력의 주체로서 행하는 구체적 사실에 관한 법집행 행위로서 항고소송의 대상이 되는 행정처분에 해당한다.</w:t>
-      </w:r>
-      <w:r>
-        <w:rPr>
-          <w:rFonts w:ascii="맑은 고딕" w:hAnsi="맑은 고딕" w:eastAsia="맑은 고딕" w:cs="맑은 고딕"/>
-          <w:color w:val="000000"/>
-        </w:rPr>
-        <w:br/>
-      </w:r>
-      <w:r>
-        <w:rPr>
-          <w:rFonts w:ascii="맑은 고딕" w:hAnsi="맑은 고딕" w:eastAsia="맑은 고딕" w:cs="맑은 고딕"/>
-          <w:color w:val="000000"/>
-        </w:rPr>
-        <w:br/>
-      </w:r>
-      <w:r>
-        <w:rPr>
-          <w:rFonts w:ascii="맑은 고딕" w:hAnsi="맑은 고딕" w:eastAsia="맑은 고딕" w:cs="맑은 고딕"/>
-          <w:b/>
-          <w:color w:val="000000"/>
-          <w:u w:val="single"/>
-        </w:rPr>
-        <w:t>⑥ 부담금관리기본법에 의하면 부담금은 그 부과 근거 법령에서 부과 및 징수주체, 설치목적, 부과요건, 산정기준, 산정방법, 부과요율 등이 구체적이고 명확하게 규정되어야 하고, 부과권자는 납부의무자에게 법적 근거와 납부금액, 산출근거 등을 미리 알려 부과하여야 한다.</w:t>
-      </w:r>
-      <w:r>
-        <w:rPr>
-          <w:rFonts w:ascii="맑은 고딕" w:hAnsi="맑은 고딕" w:eastAsia="맑은 고딕" w:cs="맑은 고딕"/>
-          <w:color w:val="000000"/>
-        </w:rPr>
-        <w:br/>
-      </w:r>
-      <w:r>
-        <w:rPr>
-          <w:rFonts w:ascii="맑은 고딕" w:hAnsi="맑은 고딕" w:eastAsia="맑은 고딕" w:cs="맑은 고딕"/>
-          <w:color w:val="000000"/>
-        </w:rPr>
-        <w:br/>
-      </w:r>
-      <w:r>
-        <w:rPr>
-          <w:rFonts w:ascii="맑은 고딕" w:hAnsi="맑은 고딕" w:eastAsia="맑은 고딕" w:cs="맑은 고딕"/>
-          <w:color w:val="000000"/>
-        </w:rPr>
-        <w:t>⑦ 이러한 규정들에 비추어 보면, 종말처리시설 부담금은 근거 법령에서 정한 요건과 절차에 따라 부과되어야 하는 것이지 당사자의 합의에 의해 부과 여부 등이 결정될 수 없다.</w:t>
-      </w:r>
-      <w:r>
-        <w:rPr>
-          <w:rFonts w:ascii="맑은 고딕" w:hAnsi="맑은 고딕" w:eastAsia="맑은 고딕" w:cs="맑은 고딕"/>
-          <w:color w:val="000000"/>
-        </w:rPr>
-        <w:br/>
-      </w:r>
-      <w:r>
-        <w:rPr>
-          <w:rFonts w:ascii="맑은 고딕" w:hAnsi="맑은 고딕" w:eastAsia="맑은 고딕" w:cs="맑은 고딕"/>
-          <w:color w:val="000000"/>
-        </w:rPr>
-        <w:br/>
-      </w:r>
-      <w:r>
-        <w:rPr>
-          <w:rFonts w:ascii="맑은 고딕" w:hAnsi="맑은 고딕" w:eastAsia="맑은 고딕" w:cs="맑은 고딕"/>
-          <w:b/>
-          <w:color w:val="000000"/>
-          <w:u w:val="single"/>
-        </w:rPr>
         <w:t>⑧ 따라서 원고가 부담금을 납부하기로 하는 합의가 성립되었다고 보기 어렵다고 본 원심의 판단도 정당하다.</w:t>
       </w:r>
-    </w:p>
-    <w:p>
-      <w:pPr>
-        <w:autoSpaceDN w:val="0"/>
-        <w:autoSpaceDE w:val="0"/>
-      </w:pPr>
     </w:p>
     <w:p>
       <w:pPr>
